--- a/docs/thesis/expert_panel/Expert_Interview_Summary_GaryLau_2nd_Consultation_DRAFT.docx
+++ b/docs/thesis/expert_panel/Expert_Interview_Summary_GaryLau_2nd_Consultation_DRAFT.docx
@@ -7,7 +7,7 @@
         <w:pStyle w:val="Title"/>
       </w:pPr>
       <w:r>
-        <w:t>Second Expert Consultation — Dr Gary Lau and Ms Ada [surname TBC] (PhD student)</w:t>
+        <w:t>Second Expert Consultation — Dr Gary Lau and Ms Ada Tse (PhD student)</w:t>
       </w:r>
     </w:p>
     <w:p>
@@ -28,7 +28,7 @@
     </w:p>
     <w:p>
       <w:r>
-        <w:t>Date: Monday 8 September 2026 [AUTHOR TO CONFIRM date and mode - in person or video]. Duration: 29 minutes 54 seconds (recorded). Language: Cantonese mixed with English. Participants: the author (interviewer); Dr Gary Lau; Ms Ada [surname TBC], Dr Lau's PhD student - A NEW CONTRIBUTOR whose attribution election (named / anonymised) must be obtained like every panel voice. Recording made [consent for recording TO CONFIRM - was verbal consent captured at the start? The recording opens mid-introduction].</w:t>
+        <w:t>Date: Monday 8 September 2026 [AUTHOR TO CONFIRM date and mode - in person or video]. Duration: 29 minutes 54 seconds (recorded). Language: Cantonese mixed with English. Participants: the author (interviewer); Dr Gary Lau; Ms Ada Tse, Dr Lau's PhD student - A NEW CONTRIBUTOR whose attribution election (named / anonymised) must be obtained like every panel voice. Recording made [consent for recording TO CONFIRM - was verbal consent captured at the start? The recording opens mid-introduction].</w:t>
       </w:r>
     </w:p>
     <w:p>
@@ -166,7 +166,7 @@
     </w:p>
     <w:p>
       <w:r>
-        <w:t>(1) The author's own presentations (opening ~00:00-03:44; scenario ~12:27-14:30; programme description ~21:11-25:57) are interviewer framing, not expert data - only the visitors' responses enter the consultation record, and their agreement to presented scenarios ('sounds interesting - yes') is weaker evidence than their spontaneous observations. (2) The author's in-conversation claim of '100+ people over 3+ months' with squat-training habituation in '60+' is the author's account of facility practice, NOT expert corroboration - it is outside the thesis evidence record and must not be cited from this consultation. (3) A Cambridge sociologist interview (Jockey Club elderly-rehabilitation fieldwork) was mentioned by the author (~28:55) - if that consultation is to be used anywhere, it needs the same consent-and-record process; otherwise it stays out. (4) Ada's attribution election is outstanding; until obtained, treat her contributions as 'Dr Lau's PhD student' pseudonymously. (5) The product name in 3.7 must be verified before citation.</w:t>
+        <w:t>(1) The author's own presentations (opening ~00:00-03:44; scenario ~12:27-14:30; programme description ~21:11-25:57) are interviewer framing, not expert data - only the visitors' responses enter the consultation record, and their agreement to presented scenarios ('sounds interesting - yes') is weaker evidence than their spontaneous observations. (2) TRANSCRIPTION CORRECTION (author, 8 Sep 2026): the passage machine-heard as '100+ people over 3+ months' (~24:00) actually described the 30-elderly Stage-2 deployment; the habituation count as transcribed ('60+') is therefore also unreliable - verify against the audio. Either way the passage is the author's own account, NOT expert corroboration, and enters the thesis only through the Stage-2 record, never through this consultation. (3) A Cambridge sociologist interview (Jockey Club elderly-rehabilitation fieldwork) was mentioned by the author (~28:55) - if that consultation is to be used anywhere, it needs the same consent-and-record process; otherwise it stays out. (4) Ada's attribution election is outstanding; until obtained, treat her contributions as 'Dr Lau's PhD student' pseudonymously. (5) The product name in 3.7 must be verified before citation.</w:t>
       </w:r>
     </w:p>
     <w:sectPr>

--- a/docs/thesis/expert_panel/Expert_Interview_Summary_GaryLau_2nd_Consultation_DRAFT.docx
+++ b/docs/thesis/expert_panel/Expert_Interview_Summary_GaryLau_2nd_Consultation_DRAFT.docx
@@ -140,7 +140,7 @@
     </w:p>
     <w:p>
       <w:r>
-        <w:t>(a) Verdict-fear corroborated by both visitors (fear of knowing; performance anxiety under assessment framing) - independent of difficulty. (b) Assessment-through-play endorsed by both, with Ada's validation caveat. (c) Group play superior for engagement - consistent with §6.8A (Yuan) and the §8.8 group-form proposition. (d) Ada's self-referenced baseline = the learning-trajectory appraisal, independently stated. (e) 'Less is more' reporting and metrics-not-shown converge with the zero-failure no-score presentation the author closed with. (f) Dr Lau's dynamic-risk/small-goals framing is an actionability requirement for the coaching layer (§7.5.3).</w:t>
+        <w:t>(a) Verdict-fear corroborated by both visitors (fear of knowing; performance anxiety under assessment framing) - independent of difficulty. (b) Assessment-through-play endorsed by both, with Ada's validation caveat. (c) Group play superior for engagement - consistent with §6.8A (Yuan) and the §8.8 group-form proposition. (d) Ada's self-referenced baseline = the learning-trajectory appraisal, independently stated. (e) 'Less is more' reporting and metrics-not-shown converge with the zero-failure no-score presentation the author closed with. (f) Dr Lau's dynamic-risk/small-goals framing is an actionability requirement for the coaching layer (§7.5.3). (g) Cross-panel convergence: Dr Yuan's group-play observation (§6.8A), relayed in this session, was independently endorsed by both Dr Lau (the Mirror's group-use intent) and Ms Tse.</w:t>
       </w:r>
     </w:p>
     <w:p>
